--- a/Fase 2/Evidencias Grupales/2_6_GuiaEstudiante_Fase_2_Informe_Final_Proyecto_APT.docx
+++ b/Fase 2/Evidencias Grupales/2_6_GuiaEstudiante_Fase_2_Informe_Final_Proyecto_APT.docx
@@ -704,7 +704,7 @@
                 <w:szCs w:val="20"/>
                 <w:rtl w:val="0"/>
               </w:rPr>
-              <w:t xml:space="preserve">Netbot</w:t>
+              <w:t xml:space="preserve">NetBot</w:t>
             </w:r>
             <w:r>
               <w:rPr>
@@ -987,7 +987,7 @@
                 <w:szCs w:val="18"/>
                 <w:rtl w:val="0"/>
               </w:rPr>
-              <w:t xml:space="preserve">El proyecto NetBot surge de la necesidad de facilitar la administración y supervisión de infraestructura de red utilizada en eventos, donde los técnicos deben monitorear múltiples dispositivos, detectar problemas y realizar modificaciones de configuración de manera rápida y segura. En este contexto realizar estas tareas manualmente y equipo por equipo puede aumentar los tiempos de respuesta y la posibilidad de cometer errores.</w:t>
+              <w:t xml:space="preserve">El proyecto NetBot surge de la necesidad de facilitar la administración y supervisión de infraestructura de red utilizada en eventos, donde los técnicos deben monitorear múltiples dispositivos, detectar problemas y realizar modificaciones de configuración de manera rápida y segura. En este contexto, realizar estas tareas manualmente y equipo por equipo puede aumentar los tiempos de respuesta y la posibilidad de cometer errores.</w:t>
             </w:r>
           </w:p>
           <w:p>
@@ -1011,7 +1011,7 @@
                 <w:szCs w:val="18"/>
                 <w:rtl w:val="0"/>
               </w:rPr>
-              <w:t xml:space="preserve">NetBot propone centralizar estas operaciones mediante una plataforma apoyada por inteligencia artificial, permitiendo visualizar el estado de la infraestructura, realizar consultas mediante lenguaje natural y proponer cambios sobre la red. Además, las acciones que puedan afectar la infraestructura requieren confirmación de un usuario autorizado antes de ser ejecutadas, incorporando mecanismos de verificación, auditoria y rollback.</w:t>
+              <w:t xml:space="preserve">Frente a ello, NetBot propone centralizar estas operaciones mediante una plataforma apoyada por inteligencia artificial, permitiendo visualizar el estado de la infraestructura, realizar consultas mediante lenguaje natural y proponer cambios sobre la red. Asimismo, las acciones que puedan afectar la infraestructura requieren confirmación de un usuario autorizado antes de ser ejecutadas, y se incorporan mecanismos de verificación, auditoría y rollback.</w:t>
             </w:r>
           </w:p>
           <w:p>
@@ -1035,7 +1035,7 @@
                 <w:szCs w:val="18"/>
                 <w:rtl w:val="0"/>
               </w:rPr>
-              <w:t xml:space="preserve">La relevancia del proyecto se encuentra en aplicar tecnologías de desarrollo de software, redes e inteligencia artificial a una problemática propia de la operación de infraestructura tecnológica, buscando reducir tareas manuales y entregar mayor control y trazabilidad sobre los cambios realizados.</w:t>
+              <w:t xml:space="preserve">La relevancia del proyecto radica en aplicar tecnologías de desarrollo de software, redes e inteligencia artificial a una problemática propia de la operación de infraestructura tecnológica, con el fin de reducir tareas manuales y entregar mayor control y trazabilidad sobre los cambios realizados.</w:t>
             </w:r>
             <w:r>
               <w:rPr>
@@ -1509,7 +1509,7 @@
                 <w:szCs w:val="18"/>
                 <w:rtl w:val="0"/>
               </w:rPr>
-              <w:t xml:space="preserve">Para el desarrollo del proyecto NetBot se utiliza la metodología ágil Scrum. El proyecto se organiza mediante un Product Backlog con épicas, historias de usuario y tareas priorizadas. El trabajo se divide en Sprints y, al finalizar cada periodo, se revisan los avances, se realizan pruebas y se ajusta la planificación cuando es necesario.</w:t>
+              <w:t xml:space="preserve">Para el desarrollo de NetBot se utiliza la metodología ágil Scrum. El proyecto se organiza en un Product Backlog con épicas, historias de usuario y tareas priorizadas, y el trabajo se divide en Sprints. Al finalizar cada periodo se revisan los avances, se realizan pruebas y se ajusta la planificación cuando es necesario.</w:t>
             </w:r>
           </w:p>
           <w:p>
@@ -1532,7 +1532,7 @@
                 <w:szCs w:val="18"/>
                 <w:rtl w:val="0"/>
               </w:rPr>
-              <w:t xml:space="preserve">La metodología resulta pertinente porque permite adaptar el alcance de las tareas según los resultados del desarrollo. En este caso, el monitoreo permitió detectar que el frontend debía incorporarse explícitamente a la Épica 01 para cerrar el flujo funcional de autenticación y roles.</w:t>
+              <w:t xml:space="preserve">La metodología resulta pertinente porque facilita adaptar el alcance de las tareas según los resultados del desarrollo. En este caso, el monitoreo permitió detectar que el frontend debía incorporarse explícitamente a la Épica 01 a fin de cerrar el flujo funcional de autenticación y roles.</w:t>
             </w:r>
           </w:p>
           <w:p>
@@ -1699,7 +1699,7 @@
                 <w:szCs w:val="18"/>
                 <w:rtl w:val="0"/>
               </w:rPr>
-              <w:t xml:space="preserve">Actualmente se cuenta con avance en la lógica de autenticación y control de roles, pero la Épica 01 se mantiene en curso debido a que falta completar la integración frontend-backend y las pruebas funcionales de punta a punta. Este ajuste busca que la primera épica quede realmente operativa antes de continuar con el resto del MVP.</w:t>
+              <w:t xml:space="preserve">En esta etapa se cuenta con avance en la lógica de autenticación y control de roles; sin embargo, la Épica 01 se mantiene en curso, puesto que falta completar la integración frontend-backend y las pruebas funcionales de punta a punta. Este ajuste busca que la primera épica quede operativa antes de continuar con el resto del MVP.</w:t>
             </w:r>
           </w:p>
           <w:p>
@@ -1865,7 +1865,7 @@
                 <w:szCs w:val="20"/>
                 <w:rtl w:val="0"/>
               </w:rPr>
-              <w:t xml:space="preserve">Print de pantalla de login</w:t>
+              <w:t xml:space="preserve">Captura de pantalla del inicio de sesión (login)</w:t>
             </w:r>
           </w:p>
           <w:p>
